--- a/papers/_sources/rope_neutrino_offset.docx
+++ b/papers/_sources/rope_neutrino_offset.docx
@@ -61,23 +61,6 @@
           <w:szCs w:val="20"/>
         </w:rPr>
         <w:t xml:space="preserve">Global Networking Practice, NTT DATA, Charlotte, NC  ·  palmer100@gmail.com</w:t>
-      </w:r>
-    </w:p>
-    <w:p>
-      <w:pPr>
-        <w:spacing w:after="120" w:before="0" w:line="276"/>
-        <w:jc w:val="center"/>
-      </w:pPr>
-      <w:r>
-        <w:rPr>
-          <w:rFonts w:ascii="Times New Roman" w:cs="Times New Roman" w:eastAsia="Times New Roman" w:hAnsi="Times New Roman"/>
-          <w:i/>
-          <w:iCs/>
-          <w:color w:val="666666"/>
-          <w:sz w:val="18"/>
-          <w:szCs w:val="18"/>
-        </w:rPr>
-        <w:t xml:space="preserve">Programme credit: the core Rope Hypothesis is due to Bill Gaede; this work develops and formalises it.</w:t>
       </w:r>
     </w:p>
     <w:p>
@@ -382,6 +365,7 @@
         </w:tc>
       </w:tr>
     </w:tbl>
+    <w:p/>
     <w:p>
       <w:pPr>
         <w:spacing w:after="80"/>
@@ -394,21 +378,10 @@
         <w:t xml:space="preserve"/>
       </w:r>
     </w:p>
-    <w:p>
-      <w:pPr>
-        <w:spacing w:after="160" w:before="0" w:line="276"/>
-        <w:jc w:val="both"/>
-      </w:pPr>
-      <w:r>
-        <w:rPr>
-          <w:rFonts w:ascii="Times New Roman" w:cs="Times New Roman" w:eastAsia="Times New Roman" w:hAnsi="Times New Roman"/>
-          <w:i/>
-          <w:iCs/>
-          <w:color w:val="666666"/>
-          <w:sz w:val="20"/>
-          <w:szCs w:val="20"/>
-        </w:rPr>
-        <w:t xml:space="preserve">Programme credit: the core Rope Hypothesis is due to Bill Gaede. Computational collaboration and drafting by Claude (Anthropic). Correspondence to palmer100@gmail.com.</w:t>
+    <w:p/>
+    <w:p>
+      <w:r>
+        <w:t>Programme credit: the core Rope Hypothesis is due to Bill Gaede; this work develops and formalises it. Computational collaboration and drafting by Claude (Anthropic). Correspondence to palmer100@gmail.com.</w:t>
       </w:r>
     </w:p>
     <w:sectPr>

--- a/papers/_sources/rope_neutrino_offset.docx
+++ b/papers/_sources/rope_neutrino_offset.docx
@@ -45,7 +45,7 @@
           <w:sz w:val="22"/>
           <w:szCs w:val="22"/>
         </w:rPr>
-        <w:t xml:space="preserve">Mark Palmer  ·  with computational collaboration by Claude (Anthropic)</w:t>
+        <w:t xml:space="preserve">Mark Palmer · with computational collaboration by Claude (Anthropic)</w:t>
       </w:r>
     </w:p>
     <w:p>
@@ -60,7 +60,7 @@
           <w:sz w:val="20"/>
           <w:szCs w:val="20"/>
         </w:rPr>
-        <w:t xml:space="preserve">Global Networking Practice, NTT DATA, Charlotte, NC  ·  palmer100@gmail.com</w:t>
+        <w:t xml:space="preserve">Charlotte, NC · palmer100@gmail.com</w:t>
       </w:r>
     </w:p>
     <w:p>

--- a/papers/_sources/rope_neutrino_offset.docx
+++ b/papers/_sources/rope_neutrino_offset.docx
@@ -88,6 +88,20 @@
           <w:szCs w:val="22"/>
         </w:rPr>
         <w:t xml:space="preserve"/>
+      </w:r>
+    </w:p>
+    <w:p>
+      <w:pPr>
+        <w:spacing w:after="160" w:before="0" w:line="276"/>
+        <w:jc w:val="both"/>
+      </w:pPr>
+      <w:r>
+        <w:rPr>
+          <w:rFonts w:ascii="Times New Roman" w:cs="Times New Roman" w:eastAsia="Times New Roman" w:hAnsi="Times New Roman"/>
+          <w:sz w:val="24"/>
+          <w:szCs w:val="24"/>
+        </w:rPr>
+        <w:t xml:space="preserve">Naming note (5 September 2026). This programme is now the Mesh Programme and the theory it develops the mesh framework; 'the rope framework' in earlier revisions reads 'the mesh framework'. 'Rope' remains the name of the two-strand wound object, and the Rope Hypothesis credited to Bill Gaede keeps its name. Identifiers (repository, rope_solver, file names, claim IDs) are unchanged.</w:t>
       </w:r>
     </w:p>
     <w:p>
@@ -118,7 +132,7 @@
           <w:sz w:val="24"/>
           <w:szCs w:val="24"/>
         </w:rPr>
-        <w:t xml:space="preserve">An earlier treatment of the Brannen neutrino offset in the rope framework required correction. This note records the correction openly, in keeping with the programme’s practice of reporting fixes as visibly as results. The offset associated with the neutrino Koide-type relation is revisited, the earlier error identified, and the corrected relation stated. As with the charged-lepton case, the corrected result remains a phenomenological relation, not a derivation. All numbers are outputs of the rope_solver / tests computation in this package, not inserted constants; the lepton-ratio caveat below is pinned in the test suite.</w:t>
+        <w:t xml:space="preserve">An earlier treatment of the Brannen neutrino offset in the mesh framework required correction. This note records the correction openly, in keeping with the programme’s practice of reporting fixes as visibly as results. The offset associated with the neutrino Koide-type relation is revisited, the earlier error identified, and the corrected relation stated. As with the charged-lepton case, the corrected result remains a phenomenological relation, not a derivation. All numbers are outputs of the rope_solver / tests computation in this package, not inserted constants; the lepton-ratio caveat below is pinned in the test suite.</w:t>
       </w:r>
     </w:p>
     <w:p>
